--- a/АБК/Сводный реестр документов о качестве АБК.docx
+++ b/АБК/Сводный реестр документов о качестве АБК.docx
@@ -5877,7 +5877,7 @@
                 <w:i w:val="0"/>
                 <w:sz w:val="16"/>
               </w:rPr>
-              <w:t>—</w:t>
+              <w:t>Болид</w:t>
             </w:r>
           </w:p>
         </w:tc>
@@ -5984,7 +5984,7 @@
                 <w:i w:val="0"/>
                 <w:sz w:val="16"/>
               </w:rPr>
-              <w:t>—</w:t>
+              <w:t>ALer (ООО «ЭКСКОН»)</w:t>
             </w:r>
           </w:p>
         </w:tc>
@@ -6091,7 +6091,7 @@
                 <w:i w:val="0"/>
                 <w:sz w:val="16"/>
               </w:rPr>
-              <w:t>—</w:t>
+              <w:t>Smartec</w:t>
             </w:r>
           </w:p>
         </w:tc>
@@ -6198,7 +6198,7 @@
                 <w:i w:val="0"/>
                 <w:sz w:val="16"/>
               </w:rPr>
-              <w:t>—</w:t>
+              <w:t>Smartec</w:t>
             </w:r>
           </w:p>
         </w:tc>

--- a/АБК/Сводный реестр документов о качестве АБК.docx
+++ b/АБК/Сводный реестр документов о качестве АБК.docx
@@ -6926,7 +6926,7 @@
                 <w:i w:val="0"/>
                 <w:sz w:val="16"/>
               </w:rPr>
-              <w:t>Уличная IP-видеокамера, TR-D2151IR3 v7 (D) 2.8</w:t>
+              <w:t>IP-телефон, Fanvil X301P</w:t>
             </w:r>
           </w:p>
         </w:tc>
@@ -6947,7 +6947,7 @@
                 <w:i w:val="0"/>
                 <w:sz w:val="16"/>
               </w:rPr>
-              <w:t>TRASSIR</w:t>
+              <w:t>Fanvil</w:t>
             </w:r>
           </w:p>
         </w:tc>
@@ -6968,7 +6968,7 @@
                 <w:i w:val="0"/>
                 <w:sz w:val="16"/>
               </w:rPr>
-              <w:t>6</w:t>
+              <w:t>8</w:t>
             </w:r>
           </w:p>
         </w:tc>
@@ -7033,7 +7033,7 @@
                 <w:i w:val="0"/>
                 <w:sz w:val="16"/>
               </w:rPr>
-              <w:t>Внутренняя IP-видеокамера, TR-D3121IR3 v7 2.8</w:t>
+              <w:t>Телефон проводной, TeXet TX-241</w:t>
             </w:r>
           </w:p>
         </w:tc>
@@ -7054,7 +7054,7 @@
                 <w:i w:val="0"/>
                 <w:sz w:val="16"/>
               </w:rPr>
-              <w:t>TRASSIR</w:t>
+              <w:t>teXet</w:t>
             </w:r>
           </w:p>
         </w:tc>
@@ -7075,7 +7075,7 @@
                 <w:i w:val="0"/>
                 <w:sz w:val="16"/>
               </w:rPr>
-              <w:t>6</w:t>
+              <w:t>3</w:t>
             </w:r>
           </w:p>
         </w:tc>
@@ -7140,7 +7140,7 @@
                 <w:i w:val="0"/>
                 <w:sz w:val="16"/>
               </w:rPr>
-              <w:t>Шкаф 19" коммутационный настенный 15U, Cabeus SH-05F-15U60/60-R</w:t>
+              <w:t>Радиотелефон, Panasonic KX-TG6811RUB</w:t>
             </w:r>
           </w:p>
         </w:tc>
@@ -7161,7 +7161,7 @@
                 <w:i w:val="0"/>
                 <w:sz w:val="16"/>
               </w:rPr>
-              <w:t>Cabeus</w:t>
+              <w:t>Panasonic</w:t>
             </w:r>
           </w:p>
         </w:tc>
@@ -7247,7 +7247,7 @@
                 <w:i w:val="0"/>
                 <w:sz w:val="16"/>
               </w:rPr>
-              <w:t>Коммутатор неуправляемый 16 PoE, TR-NS14202S-185-16P</w:t>
+              <w:t>Уличная IP-видеокамера, TR-D2151IR3 v7 (D) 2.8</w:t>
             </w:r>
           </w:p>
         </w:tc>
@@ -7289,7 +7289,7 @@
                 <w:i w:val="0"/>
                 <w:sz w:val="16"/>
               </w:rPr>
-              <w:t>1</w:t>
+              <w:t>6</w:t>
             </w:r>
           </w:p>
         </w:tc>
@@ -7354,7 +7354,7 @@
                 <w:i w:val="0"/>
                 <w:sz w:val="16"/>
               </w:rPr>
-              <w:t>Кросс оптический 19", 1U, Essential Line</w:t>
+              <w:t>Внутренняя IP-видеокамера, TR-D3121IR3 v7 2.8</w:t>
             </w:r>
           </w:p>
         </w:tc>
@@ -7375,7 +7375,7 @@
                 <w:i w:val="0"/>
                 <w:sz w:val="16"/>
               </w:rPr>
-              <w:t>NIKOMAX</w:t>
+              <w:t>TRASSIR</w:t>
             </w:r>
           </w:p>
         </w:tc>
@@ -7396,7 +7396,7 @@
                 <w:i w:val="0"/>
                 <w:sz w:val="16"/>
               </w:rPr>
-              <w:t>1</w:t>
+              <w:t>6</w:t>
             </w:r>
           </w:p>
         </w:tc>
@@ -7461,7 +7461,7 @@
                 <w:i w:val="0"/>
                 <w:sz w:val="16"/>
               </w:rPr>
-              <w:t>Органайзер кабельный 19", 1U</w:t>
+              <w:t>Шкаф 19" коммутационный настенный 15U, Cabeus SH-05F-15U60/60-R</w:t>
             </w:r>
           </w:p>
         </w:tc>
@@ -7503,7 +7503,7 @@
                 <w:i w:val="0"/>
                 <w:sz w:val="16"/>
               </w:rPr>
-              <w:t>2</w:t>
+              <w:t>1</w:t>
             </w:r>
           </w:p>
         </w:tc>
@@ -7568,7 +7568,7 @@
                 <w:i w:val="0"/>
                 <w:sz w:val="16"/>
               </w:rPr>
-              <w:t>Блок розеток</w:t>
+              <w:t>Коммутатор неуправляемый 16 PoE, TR-NS14202S-185-16P</w:t>
             </w:r>
           </w:p>
         </w:tc>
@@ -7589,7 +7589,7 @@
                 <w:i w:val="0"/>
                 <w:sz w:val="16"/>
               </w:rPr>
-              <w:t>—</w:t>
+              <w:t>TRASSIR</w:t>
             </w:r>
           </w:p>
         </w:tc>
@@ -7675,7 +7675,7 @@
                 <w:i w:val="0"/>
                 <w:sz w:val="16"/>
               </w:rPr>
-              <w:t>Источник бесперебойного питания, ПИЛОТ-1500Р</w:t>
+              <w:t>Кросс оптический 19", 1U, Essential Line</w:t>
             </w:r>
           </w:p>
         </w:tc>
@@ -7696,7 +7696,7 @@
                 <w:i w:val="0"/>
                 <w:sz w:val="16"/>
               </w:rPr>
-              <w:t>Сайбер Электро</w:t>
+              <w:t>NIKOMAX</w:t>
             </w:r>
           </w:p>
         </w:tc>
@@ -7782,7 +7782,7 @@
                 <w:i w:val="0"/>
                 <w:sz w:val="16"/>
               </w:rPr>
-              <w:t>Извещатель охранный объёмный оптико-электронный пассивный адресный, С2000-ИК исп.03</w:t>
+              <w:t>Органайзер кабельный 19", 1U</w:t>
             </w:r>
           </w:p>
         </w:tc>
@@ -7803,7 +7803,7 @@
                 <w:i w:val="0"/>
                 <w:sz w:val="16"/>
               </w:rPr>
-              <w:t>Болид</w:t>
+              <w:t>Cabeus</w:t>
             </w:r>
           </w:p>
         </w:tc>
@@ -7824,7 +7824,7 @@
                 <w:i w:val="0"/>
                 <w:sz w:val="16"/>
               </w:rPr>
-              <w:t>18</w:t>
+              <w:t>2</w:t>
             </w:r>
           </w:p>
         </w:tc>
@@ -7889,7 +7889,7 @@
                 <w:i w:val="0"/>
                 <w:sz w:val="16"/>
               </w:rPr>
-              <w:t>Извещатель охранный магнитоуправляемый адресный, С2000-СМК исп.06</w:t>
+              <w:t>Блок розеток</w:t>
             </w:r>
           </w:p>
         </w:tc>
@@ -7910,7 +7910,7 @@
                 <w:i w:val="0"/>
                 <w:sz w:val="16"/>
               </w:rPr>
-              <w:t>Болид</w:t>
+              <w:t>—</w:t>
             </w:r>
           </w:p>
         </w:tc>
@@ -7931,7 +7931,7 @@
                 <w:i w:val="0"/>
                 <w:sz w:val="16"/>
               </w:rPr>
-              <w:t>13</w:t>
+              <w:t>1</w:t>
             </w:r>
           </w:p>
         </w:tc>
@@ -7996,7 +7996,7 @@
                 <w:i w:val="0"/>
                 <w:sz w:val="16"/>
               </w:rPr>
-              <w:t>Пост кнопочный с адресным расширителем С2000-АР1 исп.01, ПКЕ 222-1-У2-IP54</w:t>
+              <w:t>Источник бесперебойного питания, ПИЛОТ-1500Р</w:t>
             </w:r>
           </w:p>
         </w:tc>
@@ -8017,7 +8017,7 @@
                 <w:i w:val="0"/>
                 <w:sz w:val="16"/>
               </w:rPr>
-              <w:t>КЭАЗ / Болид</w:t>
+              <w:t>Сайбер Электро</w:t>
             </w:r>
           </w:p>
         </w:tc>
@@ -8038,7 +8038,7 @@
                 <w:i w:val="0"/>
                 <w:sz w:val="16"/>
               </w:rPr>
-              <w:t>12</w:t>
+              <w:t>1</w:t>
             </w:r>
           </w:p>
         </w:tc>
@@ -8103,7 +8103,7 @@
                 <w:i w:val="0"/>
                 <w:sz w:val="16"/>
               </w:rPr>
-              <w:t>Оповещатель охранно-пожарный звуковой адресный, С2000-ОПЗ</w:t>
+              <w:t>Извещатель охранный объёмный оптико-электронный пассивный адресный, С2000-ИК исп.03</w:t>
             </w:r>
           </w:p>
         </w:tc>
@@ -8145,7 +8145,7 @@
                 <w:i w:val="0"/>
                 <w:sz w:val="16"/>
               </w:rPr>
-              <w:t>2</w:t>
+              <w:t>18</w:t>
             </w:r>
           </w:p>
         </w:tc>
@@ -8210,7 +8210,7 @@
                 <w:i w:val="0"/>
                 <w:sz w:val="16"/>
               </w:rPr>
-              <w:t>Извещатель охранный акустический адресный, С2000-СТ исп.02</w:t>
+              <w:t>Извещатель охранный магнитоуправляемый адресный, С2000-СМК исп.06</w:t>
             </w:r>
           </w:p>
         </w:tc>
@@ -8252,7 +8252,7 @@
                 <w:i w:val="0"/>
                 <w:sz w:val="16"/>
               </w:rPr>
-              <w:t>8</w:t>
+              <w:t>13</w:t>
             </w:r>
           </w:p>
         </w:tc>
@@ -8297,6 +8297,327 @@
                 <w:sz w:val="16"/>
               </w:rPr>
               <w:t>34</w:t>
+            </w:r>
+          </w:p>
+        </w:tc>
+        <w:tc>
+          <w:tcPr>
+            <w:tcW w:type="dxa" w:w="8220"/>
+          </w:tcPr>
+          <w:p>
+            <w:pPr>
+              <w:spacing w:after="0"/>
+              <w:jc w:val="left"/>
+            </w:pPr>
+            <w:r/>
+            <w:r>
+              <w:rPr>
+                <w:rFonts w:ascii="Times New Roman" w:hAnsi="Times New Roman" w:eastAsia="Times New Roman"/>
+                <w:b w:val="0"/>
+                <w:i w:val="0"/>
+                <w:sz w:val="16"/>
+              </w:rPr>
+              <w:t>Пост кнопочный с адресным расширителем С2000-АР1 исп.01, ПКЕ 222-1-У2-IP54</w:t>
+            </w:r>
+          </w:p>
+        </w:tc>
+        <w:tc>
+          <w:tcPr>
+            <w:tcW w:type="dxa" w:w="2268"/>
+          </w:tcPr>
+          <w:p>
+            <w:pPr>
+              <w:spacing w:after="0"/>
+              <w:jc w:val="left"/>
+            </w:pPr>
+            <w:r/>
+            <w:r>
+              <w:rPr>
+                <w:rFonts w:ascii="Times New Roman" w:hAnsi="Times New Roman" w:eastAsia="Times New Roman"/>
+                <w:b w:val="0"/>
+                <w:i w:val="0"/>
+                <w:sz w:val="16"/>
+              </w:rPr>
+              <w:t>КЭАЗ / Болид</w:t>
+            </w:r>
+          </w:p>
+        </w:tc>
+        <w:tc>
+          <w:tcPr>
+            <w:tcW w:type="dxa" w:w="1020"/>
+          </w:tcPr>
+          <w:p>
+            <w:pPr>
+              <w:spacing w:after="0"/>
+              <w:jc w:val="center"/>
+            </w:pPr>
+            <w:r/>
+            <w:r>
+              <w:rPr>
+                <w:rFonts w:ascii="Times New Roman" w:hAnsi="Times New Roman" w:eastAsia="Times New Roman"/>
+                <w:b w:val="0"/>
+                <w:i w:val="0"/>
+                <w:sz w:val="16"/>
+              </w:rPr>
+              <w:t>12</w:t>
+            </w:r>
+          </w:p>
+        </w:tc>
+        <w:tc>
+          <w:tcPr>
+            <w:tcW w:type="dxa" w:w="3742"/>
+          </w:tcPr>
+          <w:p>
+            <w:pPr>
+              <w:spacing w:after="0"/>
+              <w:jc w:val="left"/>
+            </w:pPr>
+            <w:r/>
+            <w:r>
+              <w:rPr>
+                <w:rFonts w:ascii="Times New Roman" w:hAnsi="Times New Roman" w:eastAsia="Times New Roman"/>
+                <w:b w:val="0"/>
+                <w:i w:val="0"/>
+                <w:sz w:val="16"/>
+              </w:rPr>
+              <w:t>Паспорт изготовителя</w:t>
+            </w:r>
+          </w:p>
+        </w:tc>
+      </w:tr>
+      <w:tr>
+        <w:tc>
+          <w:tcPr>
+            <w:tcW w:type="dxa" w:w="454"/>
+          </w:tcPr>
+          <w:p>
+            <w:pPr>
+              <w:spacing w:after="0"/>
+              <w:jc w:val="center"/>
+            </w:pPr>
+            <w:r/>
+            <w:r>
+              <w:rPr>
+                <w:rFonts w:ascii="Times New Roman" w:hAnsi="Times New Roman" w:eastAsia="Times New Roman"/>
+                <w:b w:val="0"/>
+                <w:i w:val="0"/>
+                <w:sz w:val="16"/>
+              </w:rPr>
+              <w:t>35</w:t>
+            </w:r>
+          </w:p>
+        </w:tc>
+        <w:tc>
+          <w:tcPr>
+            <w:tcW w:type="dxa" w:w="8220"/>
+          </w:tcPr>
+          <w:p>
+            <w:pPr>
+              <w:spacing w:after="0"/>
+              <w:jc w:val="left"/>
+            </w:pPr>
+            <w:r/>
+            <w:r>
+              <w:rPr>
+                <w:rFonts w:ascii="Times New Roman" w:hAnsi="Times New Roman" w:eastAsia="Times New Roman"/>
+                <w:b w:val="0"/>
+                <w:i w:val="0"/>
+                <w:sz w:val="16"/>
+              </w:rPr>
+              <w:t>Оповещатель охранно-пожарный звуковой адресный, С2000-ОПЗ</w:t>
+            </w:r>
+          </w:p>
+        </w:tc>
+        <w:tc>
+          <w:tcPr>
+            <w:tcW w:type="dxa" w:w="2268"/>
+          </w:tcPr>
+          <w:p>
+            <w:pPr>
+              <w:spacing w:after="0"/>
+              <w:jc w:val="left"/>
+            </w:pPr>
+            <w:r/>
+            <w:r>
+              <w:rPr>
+                <w:rFonts w:ascii="Times New Roman" w:hAnsi="Times New Roman" w:eastAsia="Times New Roman"/>
+                <w:b w:val="0"/>
+                <w:i w:val="0"/>
+                <w:sz w:val="16"/>
+              </w:rPr>
+              <w:t>Болид</w:t>
+            </w:r>
+          </w:p>
+        </w:tc>
+        <w:tc>
+          <w:tcPr>
+            <w:tcW w:type="dxa" w:w="1020"/>
+          </w:tcPr>
+          <w:p>
+            <w:pPr>
+              <w:spacing w:after="0"/>
+              <w:jc w:val="center"/>
+            </w:pPr>
+            <w:r/>
+            <w:r>
+              <w:rPr>
+                <w:rFonts w:ascii="Times New Roman" w:hAnsi="Times New Roman" w:eastAsia="Times New Roman"/>
+                <w:b w:val="0"/>
+                <w:i w:val="0"/>
+                <w:sz w:val="16"/>
+              </w:rPr>
+              <w:t>2</w:t>
+            </w:r>
+          </w:p>
+        </w:tc>
+        <w:tc>
+          <w:tcPr>
+            <w:tcW w:type="dxa" w:w="3742"/>
+          </w:tcPr>
+          <w:p>
+            <w:pPr>
+              <w:spacing w:after="0"/>
+              <w:jc w:val="left"/>
+            </w:pPr>
+            <w:r/>
+            <w:r>
+              <w:rPr>
+                <w:rFonts w:ascii="Times New Roman" w:hAnsi="Times New Roman" w:eastAsia="Times New Roman"/>
+                <w:b w:val="0"/>
+                <w:i w:val="0"/>
+                <w:sz w:val="16"/>
+              </w:rPr>
+              <w:t>Паспорт изготовителя</w:t>
+            </w:r>
+          </w:p>
+        </w:tc>
+      </w:tr>
+      <w:tr>
+        <w:tc>
+          <w:tcPr>
+            <w:tcW w:type="dxa" w:w="454"/>
+          </w:tcPr>
+          <w:p>
+            <w:pPr>
+              <w:spacing w:after="0"/>
+              <w:jc w:val="center"/>
+            </w:pPr>
+            <w:r/>
+            <w:r>
+              <w:rPr>
+                <w:rFonts w:ascii="Times New Roman" w:hAnsi="Times New Roman" w:eastAsia="Times New Roman"/>
+                <w:b w:val="0"/>
+                <w:i w:val="0"/>
+                <w:sz w:val="16"/>
+              </w:rPr>
+              <w:t>36</w:t>
+            </w:r>
+          </w:p>
+        </w:tc>
+        <w:tc>
+          <w:tcPr>
+            <w:tcW w:type="dxa" w:w="8220"/>
+          </w:tcPr>
+          <w:p>
+            <w:pPr>
+              <w:spacing w:after="0"/>
+              <w:jc w:val="left"/>
+            </w:pPr>
+            <w:r/>
+            <w:r>
+              <w:rPr>
+                <w:rFonts w:ascii="Times New Roman" w:hAnsi="Times New Roman" w:eastAsia="Times New Roman"/>
+                <w:b w:val="0"/>
+                <w:i w:val="0"/>
+                <w:sz w:val="16"/>
+              </w:rPr>
+              <w:t>Извещатель охранный акустический адресный, С2000-СТ исп.02</w:t>
+            </w:r>
+          </w:p>
+        </w:tc>
+        <w:tc>
+          <w:tcPr>
+            <w:tcW w:type="dxa" w:w="2268"/>
+          </w:tcPr>
+          <w:p>
+            <w:pPr>
+              <w:spacing w:after="0"/>
+              <w:jc w:val="left"/>
+            </w:pPr>
+            <w:r/>
+            <w:r>
+              <w:rPr>
+                <w:rFonts w:ascii="Times New Roman" w:hAnsi="Times New Roman" w:eastAsia="Times New Roman"/>
+                <w:b w:val="0"/>
+                <w:i w:val="0"/>
+                <w:sz w:val="16"/>
+              </w:rPr>
+              <w:t>Болид</w:t>
+            </w:r>
+          </w:p>
+        </w:tc>
+        <w:tc>
+          <w:tcPr>
+            <w:tcW w:type="dxa" w:w="1020"/>
+          </w:tcPr>
+          <w:p>
+            <w:pPr>
+              <w:spacing w:after="0"/>
+              <w:jc w:val="center"/>
+            </w:pPr>
+            <w:r/>
+            <w:r>
+              <w:rPr>
+                <w:rFonts w:ascii="Times New Roman" w:hAnsi="Times New Roman" w:eastAsia="Times New Roman"/>
+                <w:b w:val="0"/>
+                <w:i w:val="0"/>
+                <w:sz w:val="16"/>
+              </w:rPr>
+              <w:t>8</w:t>
+            </w:r>
+          </w:p>
+        </w:tc>
+        <w:tc>
+          <w:tcPr>
+            <w:tcW w:type="dxa" w:w="3742"/>
+          </w:tcPr>
+          <w:p>
+            <w:pPr>
+              <w:spacing w:after="0"/>
+              <w:jc w:val="left"/>
+            </w:pPr>
+            <w:r/>
+            <w:r>
+              <w:rPr>
+                <w:rFonts w:ascii="Times New Roman" w:hAnsi="Times New Roman" w:eastAsia="Times New Roman"/>
+                <w:b w:val="0"/>
+                <w:i w:val="0"/>
+                <w:sz w:val="16"/>
+              </w:rPr>
+              <w:t>Паспорт изготовителя</w:t>
+            </w:r>
+          </w:p>
+        </w:tc>
+      </w:tr>
+      <w:tr>
+        <w:tc>
+          <w:tcPr>
+            <w:tcW w:type="dxa" w:w="454"/>
+          </w:tcPr>
+          <w:p>
+            <w:pPr>
+              <w:spacing w:after="0"/>
+              <w:jc w:val="center"/>
+            </w:pPr>
+            <w:r/>
+            <w:r>
+              <w:rPr>
+                <w:rFonts w:ascii="Times New Roman" w:hAnsi="Times New Roman" w:eastAsia="Times New Roman"/>
+                <w:b w:val="0"/>
+                <w:i w:val="0"/>
+                <w:sz w:val="16"/>
+              </w:rPr>
+              <w:t>37</w:t>
             </w:r>
           </w:p>
         </w:tc>
